--- a/odigoi/0_Preparatory lab_Docker-Desktop-wsl.en.docx
+++ b/odigoi/0_Preparatory lab_Docker-Desktop-wsl.en.docx
@@ -20,7 +20,7 @@
           <w:sz w:val="22"/>
           <w:szCs w:val="22"/>
         </w:rPr>
-        <w:id w:val="2061980443"/>
+        <w:id w:val="-1962564483"/>
         <w:docPartObj>
           <w:docPartGallery w:val="Table of Contents"/>
           <w:docPartUnique/>
@@ -48,7 +48,7 @@
               <w:kern w:val="2"/>
               <w:sz w:val="24"/>
               <w:szCs w:val="24"/>
-              <w:lang w:val="el-GR" w:eastAsia="el-GR" w:bidi="he-IL"/>
+              <w:lang w:val="el-GR" w:eastAsia="el-GR"/>
               <w14:ligatures w14:val="standardContextual"/>
             </w:rPr>
           </w:pPr>
@@ -61,7 +61,7 @@
           <w:r>
             <w:fldChar w:fldCharType="separate"/>
           </w:r>
-          <w:hyperlink w:anchor="_Toc224590033" w:history="1">
+          <w:hyperlink w:anchor="_Toc224640973" w:history="1">
             <w:r>
               <w:rPr>
                 <w:rStyle w:val="Hyperlink"/>
@@ -88,7 +88,7 @@
                 <w:noProof/>
                 <w:webHidden/>
               </w:rPr>
-              <w:instrText xml:space="preserve"> PAGEREF _Toc224590033 \h </w:instrText>
+              <w:instrText xml:space="preserve"> PAGEREF _Toc224640973 \h </w:instrText>
             </w:r>
             <w:r>
               <w:rPr>
@@ -131,11 +131,11 @@
               <w:kern w:val="2"/>
               <w:sz w:val="24"/>
               <w:szCs w:val="24"/>
-              <w:lang w:val="el-GR" w:eastAsia="el-GR" w:bidi="he-IL"/>
+              <w:lang w:val="el-GR" w:eastAsia="el-GR"/>
               <w14:ligatures w14:val="standardContextual"/>
             </w:rPr>
           </w:pPr>
-          <w:hyperlink w:anchor="_Toc224590034" w:history="1">
+          <w:hyperlink w:anchor="_Toc224640974" w:history="1">
             <w:r>
               <w:rPr>
                 <w:rStyle w:val="Hyperlink"/>
@@ -162,7 +162,7 @@
                 <w:noProof/>
                 <w:webHidden/>
               </w:rPr>
-              <w:instrText xml:space="preserve"> PAGEREF _Toc224590034 \h </w:instrText>
+              <w:instrText xml:space="preserve"> PAGEREF _Toc224640974 \h </w:instrText>
             </w:r>
             <w:r>
               <w:rPr>
@@ -205,11 +205,11 @@
               <w:kern w:val="2"/>
               <w:sz w:val="24"/>
               <w:szCs w:val="24"/>
-              <w:lang w:val="el-GR" w:eastAsia="el-GR" w:bidi="he-IL"/>
+              <w:lang w:val="el-GR" w:eastAsia="el-GR"/>
               <w14:ligatures w14:val="standardContextual"/>
             </w:rPr>
           </w:pPr>
-          <w:hyperlink w:anchor="_Toc224590035" w:history="1">
+          <w:hyperlink w:anchor="_Toc224640975" w:history="1">
             <w:r>
               <w:rPr>
                 <w:rStyle w:val="Hyperlink"/>
@@ -236,7 +236,7 @@
                 <w:noProof/>
                 <w:webHidden/>
               </w:rPr>
-              <w:instrText xml:space="preserve"> PAGEREF _Toc224590035 \h </w:instrText>
+              <w:instrText xml:space="preserve"> PAGEREF _Toc224640975 \h </w:instrText>
             </w:r>
             <w:r>
               <w:rPr>
@@ -279,11 +279,11 @@
               <w:kern w:val="2"/>
               <w:sz w:val="24"/>
               <w:szCs w:val="24"/>
-              <w:lang w:val="el-GR" w:eastAsia="el-GR" w:bidi="he-IL"/>
+              <w:lang w:val="el-GR" w:eastAsia="el-GR"/>
               <w14:ligatures w14:val="standardContextual"/>
             </w:rPr>
           </w:pPr>
-          <w:hyperlink w:anchor="_Toc224590036" w:history="1">
+          <w:hyperlink w:anchor="_Toc224640976" w:history="1">
             <w:r>
               <w:rPr>
                 <w:rStyle w:val="Hyperlink"/>
@@ -310,7 +310,7 @@
                 <w:noProof/>
                 <w:webHidden/>
               </w:rPr>
-              <w:instrText xml:space="preserve"> PAGEREF _Toc224590036 \h </w:instrText>
+              <w:instrText xml:space="preserve"> PAGEREF _Toc224640976 \h </w:instrText>
             </w:r>
             <w:r>
               <w:rPr>
@@ -358,7 +358,7 @@
         <w:pStyle w:val="Heading1"/>
       </w:pPr>
       <w:bookmarkStart w:id="0" w:name="Xc65541e024f35c2f097e0b644aabfcd6c12ec2e"/>
-      <w:bookmarkStart w:id="1" w:name="_Toc224590033"/>
+      <w:bookmarkStart w:id="1" w:name="_Toc224640973"/>
       <w:r>
         <w:t>1. Enabling WSL and Virtual Machine Platform</w:t>
       </w:r>
@@ -424,7 +424,7 @@
         </w:rPr>
         <w:lastRenderedPageBreak/>
         <w:drawing>
-          <wp:inline distT="0" distB="0" distL="0" distR="0">
+          <wp:inline distT="0" distB="0" distL="0" distR="0" wp14:anchorId="12AE69BB" wp14:editId="481AF723">
             <wp:extent cx="4398745" cy="6429675"/>
             <wp:effectExtent l="0" t="0" r="0" b="0"/>
             <wp:docPr id="22" name="Picture" descr="Figure 1"/>
@@ -549,7 +549,7 @@
         </w:rPr>
         <w:lastRenderedPageBreak/>
         <w:drawing>
-          <wp:inline distT="0" distB="0" distL="0" distR="0">
+          <wp:inline distT="0" distB="0" distL="0" distR="0" wp14:anchorId="4D87C923" wp14:editId="6D3C323B">
             <wp:extent cx="6692900" cy="3783205"/>
             <wp:effectExtent l="0" t="0" r="0" b="0"/>
             <wp:docPr id="25" name="Picture" descr="Figure 2"/>
@@ -600,7 +600,7 @@
           <w:noProof/>
         </w:rPr>
         <w:drawing>
-          <wp:inline distT="0" distB="0" distL="0" distR="0">
+          <wp:inline distT="0" distB="0" distL="0" distR="0" wp14:anchorId="395FFE91" wp14:editId="32B5C157">
             <wp:extent cx="6692900" cy="912378"/>
             <wp:effectExtent l="0" t="0" r="0" b="0"/>
             <wp:docPr id="28" name="Picture" descr="Figure 3"/>
@@ -647,7 +647,7 @@
         <w:pStyle w:val="Heading2"/>
       </w:pPr>
       <w:bookmarkStart w:id="2" w:name="X3fab2e7e8774fdc7caef04865d750adf91936d1"/>
-      <w:bookmarkStart w:id="3" w:name="_Toc224590034"/>
+      <w:bookmarkStart w:id="3" w:name="_Toc224640974"/>
       <w:r>
         <w:t>1.1 Ubuntu configuration</w:t>
       </w:r>
@@ -695,7 +695,7 @@
         </w:rPr>
         <w:lastRenderedPageBreak/>
         <w:drawing>
-          <wp:inline distT="0" distB="0" distL="0" distR="0">
+          <wp:inline distT="0" distB="0" distL="0" distR="0" wp14:anchorId="01C6F715" wp14:editId="49019740">
             <wp:extent cx="6063915" cy="4032985"/>
             <wp:effectExtent l="0" t="0" r="0" b="0"/>
             <wp:docPr id="31" name="Picture" descr="Figure 4"/>
@@ -761,7 +761,7 @@
           <w:noProof/>
         </w:rPr>
         <w:drawing>
-          <wp:inline distT="0" distB="0" distL="0" distR="0">
+          <wp:inline distT="0" distB="0" distL="0" distR="0" wp14:anchorId="5D145C0D" wp14:editId="711C3B7B">
             <wp:extent cx="6692900" cy="834345"/>
             <wp:effectExtent l="0" t="0" r="0" b="0"/>
             <wp:docPr id="34" name="Picture" descr="Figure 7"/>
@@ -808,7 +808,7 @@
         <w:pStyle w:val="Heading2"/>
       </w:pPr>
       <w:bookmarkStart w:id="4" w:name="X25f2839b60ce0091fb70dd9614f9f851b797b1b"/>
-      <w:bookmarkStart w:id="5" w:name="_Toc224590035"/>
+      <w:bookmarkStart w:id="5" w:name="_Toc224640975"/>
       <w:bookmarkEnd w:id="2"/>
       <w:r>
         <w:t>1.2 Upgrades and updates</w:t>
@@ -940,7 +940,7 @@
           <w:noProof/>
         </w:rPr>
         <w:drawing>
-          <wp:inline distT="0" distB="0" distL="0" distR="0">
+          <wp:inline distT="0" distB="0" distL="0" distR="0" wp14:anchorId="6322D8F0" wp14:editId="4AE967BF">
             <wp:extent cx="4321743" cy="750770"/>
             <wp:effectExtent l="0" t="0" r="0" b="0"/>
             <wp:docPr id="38" name="Picture" descr="Figure 5"/>
@@ -1140,7 +1140,7 @@
         <w:pStyle w:val="Heading1"/>
       </w:pPr>
       <w:bookmarkStart w:id="6" w:name="X9455e232606d61b0952792512f63f5aa9619a72"/>
-      <w:bookmarkStart w:id="7" w:name="_Toc224590036"/>
+      <w:bookmarkStart w:id="7" w:name="_Toc224640976"/>
       <w:bookmarkEnd w:id="0"/>
       <w:bookmarkEnd w:id="4"/>
       <w:r>
@@ -1187,7 +1187,7 @@
           <w:noProof/>
         </w:rPr>
         <w:drawing>
-          <wp:inline distT="0" distB="0" distL="0" distR="0">
+          <wp:inline distT="0" distB="0" distL="0" distR="0" wp14:anchorId="773DEE30" wp14:editId="1DE7A58B">
             <wp:extent cx="6692900" cy="4471964"/>
             <wp:effectExtent l="0" t="0" r="0" b="0"/>
             <wp:docPr id="44" name="Picture" descr="Figure 18"/>
@@ -1269,7 +1269,7 @@
         </w:rPr>
         <w:lastRenderedPageBreak/>
         <w:drawing>
-          <wp:inline distT="0" distB="0" distL="0" distR="0">
+          <wp:inline distT="0" distB="0" distL="0" distR="0" wp14:anchorId="5AC693F2" wp14:editId="0F268B93">
             <wp:extent cx="6692900" cy="1599019"/>
             <wp:effectExtent l="0" t="0" r="0" b="0"/>
             <wp:docPr id="47" name="Picture" descr="Figure 11"/>
@@ -1363,7 +1363,7 @@
           <w:noProof/>
         </w:rPr>
         <w:drawing>
-          <wp:inline distT="0" distB="0" distL="0" distR="0">
+          <wp:inline distT="0" distB="0" distL="0" distR="0" wp14:anchorId="54C54604" wp14:editId="2F1BE976">
             <wp:extent cx="6692900" cy="4615132"/>
             <wp:effectExtent l="0" t="0" r="0" b="0"/>
             <wp:docPr id="50" name="Picture" descr="Figure 8"/>
@@ -1433,7 +1433,7 @@
         </w:rPr>
         <w:lastRenderedPageBreak/>
         <w:drawing>
-          <wp:inline distT="0" distB="0" distL="0" distR="0">
+          <wp:inline distT="0" distB="0" distL="0" distR="0" wp14:anchorId="5CD81DD2" wp14:editId="69FCE5D7">
             <wp:extent cx="6692900" cy="2919863"/>
             <wp:effectExtent l="0" t="0" r="0" b="0"/>
             <wp:docPr id="53" name="Picture" descr="Figure 9"/>
@@ -1578,7 +1578,7 @@
           <w:noProof/>
         </w:rPr>
         <w:drawing>
-          <wp:inline distT="0" distB="0" distL="0" distR="0">
+          <wp:inline distT="0" distB="0" distL="0" distR="0" wp14:anchorId="260A602B" wp14:editId="77181D25">
             <wp:extent cx="6692900" cy="3622664"/>
             <wp:effectExtent l="0" t="0" r="0" b="0"/>
             <wp:docPr id="56" name="Picture" descr="Figure 21"/>
@@ -1655,7 +1655,7 @@
         </w:rPr>
         <w:lastRenderedPageBreak/>
         <w:drawing>
-          <wp:inline distT="0" distB="0" distL="0" distR="0">
+          <wp:inline distT="0" distB="0" distL="0" distR="0" wp14:anchorId="7323183D" wp14:editId="2465C97C">
             <wp:extent cx="6692900" cy="4142408"/>
             <wp:effectExtent l="0" t="0" r="0" b="0"/>
             <wp:docPr id="59" name="Picture" descr="Figure 12"/>
@@ -1771,7 +1771,7 @@
           <w:noProof/>
         </w:rPr>
         <w:drawing>
-          <wp:inline distT="0" distB="0" distL="0" distR="0">
+          <wp:inline distT="0" distB="0" distL="0" distR="0" wp14:anchorId="6FEF4E1F" wp14:editId="4A94DE51">
             <wp:extent cx="4918509" cy="952901"/>
             <wp:effectExtent l="0" t="0" r="0" b="0"/>
             <wp:docPr id="62" name="Picture" descr="Figure 10"/>
@@ -1856,7 +1856,7 @@
           <w:noProof/>
         </w:rPr>
         <w:drawing>
-          <wp:inline distT="0" distB="0" distL="0" distR="0">
+          <wp:inline distT="0" distB="0" distL="0" distR="0" wp14:anchorId="4C21A85C" wp14:editId="4244B095">
             <wp:extent cx="6692900" cy="4431561"/>
             <wp:effectExtent l="0" t="0" r="0" b="0"/>
             <wp:docPr id="65" name="Picture" descr="Figure 25"/>
@@ -2400,7 +2400,7 @@
   <w:abstractNum w:abstractNumId="9" w15:restartNumberingAfterBreak="0">
     <w:nsid w:val="0000A990"/>
     <w:multiLevelType w:val="multilevel"/>
-    <w:tmpl w:val="68B2D5B2"/>
+    <w:tmpl w:val="BFBCFF0A"/>
     <w:lvl w:ilvl="0">
       <w:numFmt w:val="bullet"/>
       <w:lvlText w:val=" "/>
@@ -2474,34 +2474,34 @@
       </w:pPr>
     </w:lvl>
   </w:abstractNum>
-  <w:num w:numId="1" w16cid:durableId="640694321">
+  <w:num w:numId="1" w16cid:durableId="1528642551">
     <w:abstractNumId w:val="8"/>
   </w:num>
-  <w:num w:numId="2" w16cid:durableId="950093581">
+  <w:num w:numId="2" w16cid:durableId="546914275">
     <w:abstractNumId w:val="6"/>
   </w:num>
-  <w:num w:numId="3" w16cid:durableId="655187707">
+  <w:num w:numId="3" w16cid:durableId="279067710">
     <w:abstractNumId w:val="5"/>
   </w:num>
-  <w:num w:numId="4" w16cid:durableId="609821149">
+  <w:num w:numId="4" w16cid:durableId="2094278118">
     <w:abstractNumId w:val="4"/>
   </w:num>
-  <w:num w:numId="5" w16cid:durableId="1852256056">
+  <w:num w:numId="5" w16cid:durableId="1126309613">
     <w:abstractNumId w:val="7"/>
   </w:num>
-  <w:num w:numId="6" w16cid:durableId="1944804090">
+  <w:num w:numId="6" w16cid:durableId="1093748415">
     <w:abstractNumId w:val="3"/>
   </w:num>
-  <w:num w:numId="7" w16cid:durableId="1691026078">
+  <w:num w:numId="7" w16cid:durableId="1040088621">
     <w:abstractNumId w:val="2"/>
   </w:num>
-  <w:num w:numId="8" w16cid:durableId="267935422">
+  <w:num w:numId="8" w16cid:durableId="900867634">
     <w:abstractNumId w:val="1"/>
   </w:num>
-  <w:num w:numId="9" w16cid:durableId="73942780">
+  <w:num w:numId="9" w16cid:durableId="1354113385">
     <w:abstractNumId w:val="0"/>
   </w:num>
-  <w:num w:numId="10" w16cid:durableId="256211856">
+  <w:num w:numId="10" w16cid:durableId="333849397">
     <w:abstractNumId w:val="9"/>
   </w:num>
 </w:numbering>
@@ -14322,7 +14322,7 @@
     <w:autoRedefine/>
     <w:uiPriority w:val="39"/>
     <w:unhideWhenUsed/>
-    <w:rsid w:val="00523CDF"/>
+    <w:rsid w:val="000113E5"/>
     <w:pPr>
       <w:spacing w:after="100"/>
     </w:pPr>
@@ -14334,7 +14334,7 @@
     <w:autoRedefine/>
     <w:uiPriority w:val="39"/>
     <w:unhideWhenUsed/>
-    <w:rsid w:val="00523CDF"/>
+    <w:rsid w:val="000113E5"/>
     <w:pPr>
       <w:spacing w:after="100"/>
       <w:ind w:left="220"/>
@@ -14345,7 +14345,7 @@
     <w:basedOn w:val="DefaultParagraphFont"/>
     <w:uiPriority w:val="99"/>
     <w:unhideWhenUsed/>
-    <w:rsid w:val="00523CDF"/>
+    <w:rsid w:val="000113E5"/>
     <w:rPr>
       <w:color w:val="0000FF" w:themeColor="hyperlink"/>
       <w:u w:val="single"/>
